--- a/문서/기관별/질의서_DMZ국제다큐멘터리영화제.docx
+++ b/문서/기관별/질의서_DMZ국제다큐멘터리영화제.docx
@@ -44,7 +44,7 @@
           <w:color w:val="6B7280"/>
           <w:sz w:val="20"/>
         </w:rPr>
-        <w:t>2026년 행정사무감사 · 작성 2026. 09. 18.</w:t>
+        <w:t>2026년 행정사무감사 · 작성 2026. 09. 23.</w:t>
       </w:r>
     </w:p>
     <w:p>

--- a/문서/기관별/질의서_DMZ국제다큐멘터리영화제.docx
+++ b/문서/기관별/질의서_DMZ국제다큐멘터리영화제.docx
@@ -44,7 +44,7 @@
           <w:color w:val="6B7280"/>
           <w:sz w:val="20"/>
         </w:rPr>
-        <w:t>2026년 행정사무감사 · 작성 2026. 09. 23.</w:t>
+        <w:t>2026년 행정사무감사 · 작성 2026. 09. 28.</w:t>
       </w:r>
     </w:p>
     <w:p>
@@ -295,6 +295,63 @@
           <w:sz w:val="19"/>
         </w:rPr>
         <w:t>· 관련 자료요구: DMZ-1</w:t>
+      </w:r>
+    </w:p>
+    <w:p>
+      <w:pPr>
+        <w:spacing w:after="60" w:before="0" w:line="324" w:lineRule="auto"/>
+      </w:pPr>
+    </w:p>
+    <w:p>
+      <w:pPr>
+        <w:spacing w:after="20" w:before="0" w:line="324" w:lineRule="auto"/>
+        <w:ind w:left="113"/>
+      </w:pPr>
+      <w:r>
+        <w:rPr>
+          <w:rFonts w:ascii="맑은 고딕" w:hAnsi="맑은 고딕" w:eastAsia="맑은 고딕"/>
+          <w:b/>
+          <w:color w:val="B91C1C"/>
+          <w:sz w:val="21"/>
+        </w:rPr>
+        <w:t xml:space="preserve">4. 【중점】 </w:t>
+      </w:r>
+      <w:r>
+        <w:rPr>
+          <w:rFonts w:ascii="맑은 고딕" w:hAnsi="맑은 고딕" w:eastAsia="맑은 고딕"/>
+          <w:b/>
+          <w:sz w:val="21"/>
+        </w:rPr>
+        <w:t>관객 수 집계 기준·의결 전 감액안 적용 경위</w:t>
+      </w:r>
+    </w:p>
+    <w:p>
+      <w:pPr>
+        <w:spacing w:after="20" w:before="0" w:line="324" w:lineRule="auto"/>
+        <w:ind w:left="454"/>
+      </w:pPr>
+      <w:r>
+        <w:rPr>
+          <w:rFonts w:ascii="맑은 고딕" w:hAnsi="맑은 고딕" w:eastAsia="맑은 고딕"/>
+          <w:b w:val="0"/>
+          <w:sz w:val="21"/>
+        </w:rPr>
+        <w:t>도와 영화제 측이 밝힌 관객 수에 차이가 있어 감액 근거로 쓰인 '관객 1인당 투입 예산' 계산이 정확한지 의문이 제기됐습니다. 각각 어떤 기준·범위로 집계했습니까? 또한 의회가 의결하지 않은 감액안을 영화제 현장에 먼저 적용한 것은 누구의 결정이며 어떤 권한에 근거합니까? 출품 규정에 공표된 시상·사업을 변경하면서 계약·인력·용역 관계에 대한 법률 검토는 거쳤습니까?</w:t>
+      </w:r>
+    </w:p>
+    <w:p>
+      <w:pPr>
+        <w:spacing w:after="0" w:before="0" w:line="324" w:lineRule="auto"/>
+        <w:ind w:left="454"/>
+      </w:pPr>
+      <w:r>
+        <w:rPr>
+          <w:rFonts w:ascii="맑은 고딕" w:hAnsi="맑은 고딕" w:eastAsia="맑은 고딕"/>
+          <w:b w:val="0"/>
+          <w:color w:val="6B7280"/>
+          <w:sz w:val="19"/>
+        </w:rPr>
+        <w:t>· 배경: 최규진 의원(문체위) 문제제기, 전자신문 2026.9.26. 김민석 더불어민주당 대표 '계약 파기' 비판 → 추미애 지사 반박 논쟁 진행 중.</w:t>
       </w:r>
     </w:p>
     <w:p>

--- a/문서/기관별/질의서_DMZ국제다큐멘터리영화제.docx
+++ b/문서/기관별/질의서_DMZ국제다큐멘터리영화제.docx
@@ -44,7 +44,7 @@
           <w:color w:val="6B7280"/>
           <w:sz w:val="20"/>
         </w:rPr>
-        <w:t>2026년 행정사무감사 · 작성 2026. 09. 28.</w:t>
+        <w:t>2026년 행정사무감사 · 작성 2026. 10. 01.</w:t>
       </w:r>
     </w:p>
     <w:p>

--- a/문서/기관별/질의서_DMZ국제다큐멘터리영화제.docx
+++ b/문서/기관별/질의서_DMZ국제다큐멘터리영화제.docx
@@ -44,7 +44,7 @@
           <w:color w:val="6B7280"/>
           <w:sz w:val="20"/>
         </w:rPr>
-        <w:t>2026년 행정사무감사 · 작성 2026. 10. 01.</w:t>
+        <w:t>2026년 행정사무감사 · 작성 2026. 10. 02.</w:t>
       </w:r>
     </w:p>
     <w:p>

--- a/문서/기관별/질의서_DMZ국제다큐멘터리영화제.docx
+++ b/문서/기관별/질의서_DMZ국제다큐멘터리영화제.docx
@@ -44,7 +44,7 @@
           <w:color w:val="6B7280"/>
           <w:sz w:val="20"/>
         </w:rPr>
-        <w:t>2026년 행정사무감사 · 작성 2026. 10. 02.</w:t>
+        <w:t>2026년 행정사무감사 · 작성 2026. 10. 19.</w:t>
       </w:r>
     </w:p>
     <w:p>
